--- a/templates/Template_Radar Tributário.docx
+++ b/templates/Template_Radar Tributário.docx
@@ -101,10 +101,10 @@
                 <w:lang w:val="pt-BR" w:eastAsia="pt-BR"/>
               </w:rPr>
               <w:drawing>
-                <wp:inline distT="0" distB="0" distL="0" distR="0" wp14:anchorId="43518F6B" wp14:editId="2AF7C467">
+                <wp:inline distT="0" distB="0" distL="0" distR="0" wp14:anchorId="184C75AA" wp14:editId="484AC636">
                   <wp:extent cx="6805930" cy="2519045"/>
                   <wp:effectExtent l="0" t="0" r="13970" b="14605"/>
-                  <wp:docPr id="73" name="Imagem 6"/>
+                  <wp:docPr id="13" name="Imagem 6"/>
                   <wp:cNvGraphicFramePr>
                     <a:graphicFrameLocks xmlns:a="http://schemas.openxmlformats.org/drawingml/2006/main" noChangeAspect="1"/>
                   </wp:cNvGraphicFramePr>
@@ -199,7 +199,7 @@
                 <w:szCs w:val="28"/>
                 <w:lang w:val="pt-BR" w:eastAsia="pt-BR"/>
               </w:rPr>
-              <w:t>portal</w:t>
+              <w:t>navegue pelas fontes</w:t>
             </w:r>
           </w:p>
         </w:tc>
@@ -243,7 +243,72 @@
                 <w:lang w:val="pt-BR" w:eastAsia="pt-BR"/>
               </w:rPr>
             </w:pPr>
-            <w:hyperlink w:anchor="Tributariocom" w:history="1">
+            <w:hyperlink w:anchor="PortalReformaTributaria" w:history="1">
+              <w:r>
+                <w:rPr>
+                  <w:rFonts w:eastAsia="Aptos"/>
+                  <w:b/>
+                  <w:bCs/>
+                  <w:smallCaps/>
+                  <w:color w:val="000000"/>
+                  <w:spacing w:val="10"/>
+                  <w:szCs w:val="20"/>
+                  <w:lang w:val="pt-BR" w:eastAsia="pt-BR"/>
+                </w:rPr>
+                <w:t xml:space="preserve">portal da </w:t>
+              </w:r>
+              <w:r>
+                <w:rPr>
+                  <w:rFonts w:eastAsia="Aptos"/>
+                  <w:b/>
+                  <w:bCs/>
+                  <w:smallCaps/>
+                  <w:color w:val="000000"/>
+                  <w:spacing w:val="10"/>
+                  <w:szCs w:val="20"/>
+                  <w:lang w:val="pt-BR" w:eastAsia="pt-BR"/>
+                </w:rPr>
+                <w:br/>
+                <w:t>reforma tributária</w:t>
+              </w:r>
+            </w:hyperlink>
+          </w:p>
+        </w:tc>
+        <w:tc>
+          <w:tcPr>
+            <w:tcW w:w="3631" w:type="dxa"/>
+            <w:tcBorders>
+              <w:top w:val="nil"/>
+              <w:left w:val="nil"/>
+              <w:bottom w:val="single" w:sz="8" w:space="0" w:color="FFFFFF"/>
+              <w:right w:val="single" w:sz="8" w:space="0" w:color="FFFFFF"/>
+            </w:tcBorders>
+            <w:shd w:val="clear" w:color="auto" w:fill="D9D9D9"/>
+            <w:tcMar>
+              <w:top w:w="113" w:type="dxa"/>
+              <w:left w:w="113" w:type="dxa"/>
+              <w:bottom w:w="113" w:type="dxa"/>
+              <w:right w:w="113" w:type="dxa"/>
+            </w:tcMar>
+            <w:vAlign w:val="center"/>
+            <w:hideMark/>
+          </w:tcPr>
+          <w:p>
+            <w:pPr>
+              <w:spacing w:after="0" w:line="240" w:lineRule="auto"/>
+              <w:jc w:val="center"/>
+              <w:rPr>
+                <w:rFonts w:eastAsia="Aptos"/>
+                <w:b/>
+                <w:bCs/>
+                <w:smallCaps/>
+                <w:color w:val="000000"/>
+                <w:spacing w:val="10"/>
+                <w:szCs w:val="20"/>
+                <w:lang w:val="pt-BR" w:eastAsia="pt-BR"/>
+              </w:rPr>
+            </w:pPr>
+            <w:hyperlink w:anchor="TributarioCom" w:history="1">
               <w:r>
                 <w:rPr>
                   <w:rFonts w:eastAsia="Aptos"/>
@@ -262,12 +327,12 @@
         </w:tc>
         <w:tc>
           <w:tcPr>
-            <w:tcW w:w="3631" w:type="dxa"/>
+            <w:tcW w:w="3764" w:type="dxa"/>
             <w:tcBorders>
               <w:top w:val="nil"/>
               <w:left w:val="nil"/>
               <w:bottom w:val="single" w:sz="8" w:space="0" w:color="FFFFFF"/>
-              <w:right w:val="single" w:sz="8" w:space="0" w:color="FFFFFF"/>
+              <w:right w:val="nil"/>
             </w:tcBorders>
             <w:shd w:val="clear" w:color="auto" w:fill="D9D9D9"/>
             <w:tcMar>
@@ -396,57 +461,6 @@
             </w:hyperlink>
           </w:p>
         </w:tc>
-        <w:tc>
-          <w:tcPr>
-            <w:tcW w:w="3764" w:type="dxa"/>
-            <w:tcBorders>
-              <w:top w:val="nil"/>
-              <w:left w:val="nil"/>
-              <w:bottom w:val="single" w:sz="8" w:space="0" w:color="FFFFFF"/>
-              <w:right w:val="nil"/>
-            </w:tcBorders>
-            <w:shd w:val="clear" w:color="auto" w:fill="D9D9D9"/>
-            <w:tcMar>
-              <w:top w:w="113" w:type="dxa"/>
-              <w:left w:w="113" w:type="dxa"/>
-              <w:bottom w:w="113" w:type="dxa"/>
-              <w:right w:w="113" w:type="dxa"/>
-            </w:tcMar>
-            <w:vAlign w:val="center"/>
-            <w:hideMark/>
-          </w:tcPr>
-          <w:p>
-            <w:pPr>
-              <w:spacing w:after="0" w:line="240" w:lineRule="auto"/>
-              <w:jc w:val="center"/>
-              <w:rPr>
-                <w:rFonts w:eastAsia="Aptos"/>
-                <w:b/>
-                <w:bCs/>
-                <w:smallCaps/>
-                <w:color w:val="000000"/>
-                <w:spacing w:val="10"/>
-                <w:szCs w:val="20"/>
-                <w:lang w:val="pt-BR" w:eastAsia="pt-BR"/>
-              </w:rPr>
-            </w:pPr>
-            <w:hyperlink w:anchor="MiniterioFazenda" w:history="1">
-              <w:r>
-                <w:rPr>
-                  <w:rFonts w:eastAsia="Aptos"/>
-                  <w:b/>
-                  <w:bCs/>
-                  <w:smallCaps/>
-                  <w:color w:val="000000"/>
-                  <w:spacing w:val="10"/>
-                  <w:szCs w:val="20"/>
-                  <w:lang w:val="pt-BR" w:eastAsia="pt-BR"/>
-                </w:rPr>
-                <w:t>ministério da fazenda</w:t>
-              </w:r>
-            </w:hyperlink>
-          </w:p>
-        </w:tc>
       </w:tr>
       <w:tr>
         <w:trPr>
@@ -486,7 +500,7 @@
                 <w:lang w:val="pt-BR" w:eastAsia="pt-BR"/>
               </w:rPr>
             </w:pPr>
-            <w:hyperlink w:anchor="DiarioOficialUniao" w:history="1">
+            <w:hyperlink w:anchor="MinisterioFazenda" w:history="1">
               <w:r>
                 <w:rPr>
                   <w:rFonts w:eastAsia="Aptos"/>
@@ -498,22 +512,9 @@
                   <w:szCs w:val="20"/>
                   <w:lang w:val="pt-BR" w:eastAsia="pt-BR"/>
                 </w:rPr>
-                <w:t>diário oficial da união</w:t>
+                <w:t>ministério da fazenda</w:t>
               </w:r>
             </w:hyperlink>
-            <w:r>
-              <w:rPr>
-                <w:rFonts w:eastAsia="Aptos"/>
-                <w:b/>
-                <w:bCs/>
-                <w:smallCaps/>
-                <w:color w:val="000000"/>
-                <w:spacing w:val="10"/>
-                <w:szCs w:val="20"/>
-                <w:lang w:val="pt-BR" w:eastAsia="pt-BR"/>
-              </w:rPr>
-              <w:t xml:space="preserve"> </w:t>
-            </w:r>
           </w:p>
         </w:tc>
         <w:tc>
@@ -549,7 +550,70 @@
                 <w:lang w:val="pt-BR" w:eastAsia="pt-BR"/>
               </w:rPr>
             </w:pPr>
-            <w:hyperlink w:anchor="DestquesDOU" w:history="1">
+            <w:hyperlink w:anchor="DiarioOficialUniao" w:history="1">
+              <w:r>
+                <w:rPr>
+                  <w:rFonts w:eastAsia="Aptos"/>
+                  <w:b/>
+                  <w:bCs/>
+                  <w:smallCaps/>
+                  <w:color w:val="000000"/>
+                  <w:spacing w:val="10"/>
+                  <w:szCs w:val="20"/>
+                  <w:lang w:val="pt-BR" w:eastAsia="pt-BR"/>
+                </w:rPr>
+                <w:t>diário oficial da união</w:t>
+              </w:r>
+            </w:hyperlink>
+            <w:r>
+              <w:rPr>
+                <w:rFonts w:eastAsia="Aptos"/>
+                <w:b/>
+                <w:bCs/>
+                <w:smallCaps/>
+                <w:color w:val="000000"/>
+                <w:spacing w:val="10"/>
+                <w:szCs w:val="20"/>
+                <w:lang w:val="pt-BR" w:eastAsia="pt-BR"/>
+              </w:rPr>
+              <w:t xml:space="preserve"> </w:t>
+            </w:r>
+          </w:p>
+        </w:tc>
+        <w:tc>
+          <w:tcPr>
+            <w:tcW w:w="3764" w:type="dxa"/>
+            <w:tcBorders>
+              <w:top w:val="nil"/>
+              <w:left w:val="nil"/>
+              <w:bottom w:val="single" w:sz="8" w:space="0" w:color="FFFFFF"/>
+              <w:right w:val="nil"/>
+            </w:tcBorders>
+            <w:shd w:val="clear" w:color="auto" w:fill="D9D9D9"/>
+            <w:tcMar>
+              <w:top w:w="113" w:type="dxa"/>
+              <w:left w:w="113" w:type="dxa"/>
+              <w:bottom w:w="113" w:type="dxa"/>
+              <w:right w:w="113" w:type="dxa"/>
+            </w:tcMar>
+            <w:vAlign w:val="center"/>
+            <w:hideMark/>
+          </w:tcPr>
+          <w:p>
+            <w:pPr>
+              <w:spacing w:after="0" w:line="240" w:lineRule="auto"/>
+              <w:jc w:val="center"/>
+              <w:rPr>
+                <w:rFonts w:eastAsia="Aptos"/>
+                <w:b/>
+                <w:bCs/>
+                <w:smallCaps/>
+                <w:spacing w:val="10"/>
+                <w:szCs w:val="20"/>
+                <w:lang w:val="pt-BR" w:eastAsia="pt-BR"/>
+              </w:rPr>
+            </w:pPr>
+            <w:hyperlink w:anchor="DestaquesDOU" w:history="1">
               <w:r>
                 <w:rPr>
                   <w:rFonts w:eastAsia="Aptos"/>
@@ -591,59 +655,22 @@
                 </w:rPr>
                 <w:t>o.u</w:t>
               </w:r>
-              <w:proofErr w:type="spellEnd"/>
               <w:proofErr w:type="gramEnd"/>
             </w:hyperlink>
-          </w:p>
-        </w:tc>
-        <w:tc>
-          <w:tcPr>
-            <w:tcW w:w="3764" w:type="dxa"/>
-            <w:tcBorders>
-              <w:top w:val="nil"/>
-              <w:left w:val="nil"/>
-              <w:bottom w:val="single" w:sz="8" w:space="0" w:color="FFFFFF"/>
-              <w:right w:val="nil"/>
-            </w:tcBorders>
-            <w:shd w:val="clear" w:color="auto" w:fill="D9D9D9"/>
-            <w:tcMar>
-              <w:top w:w="113" w:type="dxa"/>
-              <w:left w:w="113" w:type="dxa"/>
-              <w:bottom w:w="113" w:type="dxa"/>
-              <w:right w:w="113" w:type="dxa"/>
-            </w:tcMar>
-            <w:vAlign w:val="center"/>
-            <w:hideMark/>
-          </w:tcPr>
-          <w:p>
-            <w:pPr>
-              <w:spacing w:after="0" w:line="240" w:lineRule="auto"/>
-              <w:jc w:val="center"/>
+            <w:r>
               <w:rPr>
                 <w:rFonts w:eastAsia="Aptos"/>
                 <w:b/>
                 <w:bCs/>
                 <w:smallCaps/>
+                <w:color w:val="000000"/>
                 <w:spacing w:val="10"/>
                 <w:szCs w:val="20"/>
                 <w:lang w:val="pt-BR" w:eastAsia="pt-BR"/>
               </w:rPr>
-            </w:pPr>
-            <w:hyperlink w:anchor="Planalto" w:history="1">
-              <w:r>
-                <w:rPr>
-                  <w:rFonts w:eastAsia="Aptos"/>
-                  <w:b/>
-                  <w:bCs/>
-                  <w:smallCaps/>
-                  <w:color w:val="000000"/>
-                  <w:spacing w:val="10"/>
-                  <w:szCs w:val="20"/>
-                  <w:lang w:val="pt-BR" w:eastAsia="pt-BR"/>
-                </w:rPr>
-                <w:t>planalto (resenha diária)</w:t>
-              </w:r>
-            </w:hyperlink>
+              <w:t>.</w:t>
+            </w:r>
+            <w:proofErr w:type="spellEnd"/>
           </w:p>
         </w:tc>
       </w:tr>
@@ -685,7 +712,7 @@
                 <w:lang w:val="pt-BR" w:eastAsia="pt-BR"/>
               </w:rPr>
             </w:pPr>
-            <w:hyperlink w:anchor="BancoCentral" w:history="1">
+            <w:hyperlink w:anchor="Planalto" w:history="1">
               <w:r>
                 <w:rPr>
                   <w:rFonts w:eastAsia="Aptos"/>
@@ -697,7 +724,7 @@
                   <w:szCs w:val="20"/>
                   <w:lang w:val="pt-BR" w:eastAsia="pt-BR"/>
                 </w:rPr>
-                <w:t>banco central (normas)</w:t>
+                <w:t>planalto (resenha diária)</w:t>
               </w:r>
             </w:hyperlink>
           </w:p>
@@ -735,8 +762,7 @@
                 <w:lang w:val="pt-BR" w:eastAsia="pt-BR"/>
               </w:rPr>
             </w:pPr>
-            <w:hyperlink w:anchor="COAF" w:history="1">
-              <w:proofErr w:type="spellStart"/>
+            <w:hyperlink w:anchor="BancoCentral" w:history="1">
               <w:r>
                 <w:rPr>
                   <w:rFonts w:eastAsia="Aptos"/>
@@ -748,9 +774,8 @@
                   <w:szCs w:val="20"/>
                   <w:lang w:val="pt-BR" w:eastAsia="pt-BR"/>
                 </w:rPr>
-                <w:t>coaf</w:t>
+                <w:t>banco central (normas)</w:t>
               </w:r>
-              <w:proofErr w:type="spellEnd"/>
             </w:hyperlink>
           </w:p>
         </w:tc>
@@ -788,19 +813,23 @@
                 <w:lang w:val="pt-BR" w:eastAsia="pt-BR"/>
               </w:rPr>
             </w:pPr>
-            <w:r>
-              <w:rPr>
-                <w:rFonts w:eastAsia="Aptos"/>
-                <w:b/>
-                <w:bCs/>
-                <w:smallCaps/>
-                <w:color w:val="000000"/>
-                <w:spacing w:val="10"/>
-                <w:szCs w:val="20"/>
-                <w:lang w:val="pt-BR" w:eastAsia="pt-BR"/>
-              </w:rPr>
-              <w:t>portal reforma tributária</w:t>
-            </w:r>
+            <w:hyperlink w:anchor="COAF" w:history="1">
+              <w:proofErr w:type="spellStart"/>
+              <w:r>
+                <w:rPr>
+                  <w:rFonts w:eastAsia="Aptos"/>
+                  <w:b/>
+                  <w:bCs/>
+                  <w:smallCaps/>
+                  <w:color w:val="000000"/>
+                  <w:spacing w:val="10"/>
+                  <w:szCs w:val="20"/>
+                  <w:lang w:val="pt-BR" w:eastAsia="pt-BR"/>
+                </w:rPr>
+                <w:t>coaf</w:t>
+              </w:r>
+              <w:proofErr w:type="spellEnd"/>
+            </w:hyperlink>
           </w:p>
         </w:tc>
       </w:tr>
@@ -837,7 +866,7 @@
                 <w:lang w:val="pt-BR" w:eastAsia="pt-BR"/>
               </w:rPr>
             </w:pPr>
-            <w:bookmarkStart w:id="0" w:name="Tributariocom"/>
+            <w:bookmarkStart w:id="0" w:name="PortalReformaTributaria"/>
             <w:r>
               <w:rPr>
                 <w:rFonts w:eastAsia="Aptos"/>
@@ -848,7 +877,7 @@
                 <w:szCs w:val="22"/>
                 <w:lang w:val="pt-BR" w:eastAsia="pt-BR"/>
               </w:rPr>
-              <w:t>Tributário.com</w:t>
+              <w:t>Portal Reforma Tributária</w:t>
             </w:r>
             <w:bookmarkEnd w:id="0"/>
           </w:p>
@@ -1003,7 +1032,6 @@
           </w:p>
         </w:tc>
       </w:tr>
-      <w:bookmarkStart w:id="1" w:name="ReceitaFederal"/>
       <w:tr>
         <w:trPr>
           <w:trHeight w:val="425"/>
@@ -1037,37 +1065,7 @@
                 <w:lang w:val="pt-BR" w:eastAsia="pt-BR"/>
               </w:rPr>
             </w:pPr>
-            <w:r>
-              <w:rPr>
-                <w:rFonts w:ascii="Tahoma" w:eastAsia="Aptos" w:hAnsi="Tahoma" w:cs="Tahoma"/>
-                <w:szCs w:val="20"/>
-                <w:lang w:val="pt-BR" w:eastAsia="pt-BR"/>
-              </w:rPr>
-              <w:fldChar w:fldCharType="begin"/>
-            </w:r>
-            <w:r>
-              <w:rPr>
-                <w:rFonts w:ascii="Tahoma" w:eastAsia="Aptos" w:hAnsi="Tahoma" w:cs="Tahoma"/>
-                <w:szCs w:val="20"/>
-                <w:lang w:val="pt-BR" w:eastAsia="pt-BR"/>
-              </w:rPr>
-              <w:instrText>HYPERLINK "" \l "ReceitaFederal"</w:instrText>
-            </w:r>
-            <w:r>
-              <w:rPr>
-                <w:rFonts w:ascii="Tahoma" w:eastAsia="Aptos" w:hAnsi="Tahoma" w:cs="Tahoma"/>
-                <w:szCs w:val="20"/>
-                <w:lang w:val="pt-BR" w:eastAsia="pt-BR"/>
-              </w:rPr>
-            </w:r>
-            <w:r>
-              <w:rPr>
-                <w:rFonts w:ascii="Tahoma" w:eastAsia="Aptos" w:hAnsi="Tahoma" w:cs="Tahoma"/>
-                <w:szCs w:val="20"/>
-                <w:lang w:val="pt-BR" w:eastAsia="pt-BR"/>
-              </w:rPr>
-              <w:fldChar w:fldCharType="separate"/>
-            </w:r>
+            <w:bookmarkStart w:id="1" w:name="TributarioCom"/>
             <w:r>
               <w:rPr>
                 <w:rFonts w:eastAsia="Aptos"/>
@@ -1078,17 +1076,9 @@
                 <w:szCs w:val="22"/>
                 <w:lang w:val="pt-BR" w:eastAsia="pt-BR"/>
               </w:rPr>
-              <w:t>Receita Federal (Sistema Normas)</w:t>
+              <w:t>Tributário.com</w:t>
             </w:r>
             <w:bookmarkEnd w:id="1"/>
-            <w:r>
-              <w:rPr>
-                <w:rFonts w:ascii="Tahoma" w:eastAsia="Aptos" w:hAnsi="Tahoma" w:cs="Tahoma"/>
-                <w:szCs w:val="20"/>
-                <w:lang w:val="pt-BR" w:eastAsia="pt-BR"/>
-              </w:rPr>
-              <w:fldChar w:fldCharType="end"/>
-            </w:r>
           </w:p>
         </w:tc>
       </w:tr>
@@ -1242,7 +1232,6 @@
           </w:p>
         </w:tc>
       </w:tr>
-      <w:bookmarkStart w:id="2" w:name="MiniterioFazenda"/>
       <w:tr>
         <w:trPr>
           <w:trHeight w:val="425"/>
@@ -1276,37 +1265,7 @@
                 <w:lang w:val="pt-BR" w:eastAsia="pt-BR"/>
               </w:rPr>
             </w:pPr>
-            <w:r>
-              <w:rPr>
-                <w:rFonts w:ascii="Tahoma" w:eastAsia="Aptos" w:hAnsi="Tahoma" w:cs="Tahoma"/>
-                <w:szCs w:val="20"/>
-                <w:lang w:val="pt-BR" w:eastAsia="pt-BR"/>
-              </w:rPr>
-              <w:fldChar w:fldCharType="begin"/>
-            </w:r>
-            <w:r>
-              <w:rPr>
-                <w:rFonts w:ascii="Tahoma" w:eastAsia="Aptos" w:hAnsi="Tahoma" w:cs="Tahoma"/>
-                <w:szCs w:val="20"/>
-                <w:lang w:val="pt-BR" w:eastAsia="pt-BR"/>
-              </w:rPr>
-              <w:instrText>HYPERLINK "" \l "MinisteriodaFazenda"</w:instrText>
-            </w:r>
-            <w:r>
-              <w:rPr>
-                <w:rFonts w:ascii="Tahoma" w:eastAsia="Aptos" w:hAnsi="Tahoma" w:cs="Tahoma"/>
-                <w:szCs w:val="20"/>
-                <w:lang w:val="pt-BR" w:eastAsia="pt-BR"/>
-              </w:rPr>
-            </w:r>
-            <w:r>
-              <w:rPr>
-                <w:rFonts w:ascii="Tahoma" w:eastAsia="Aptos" w:hAnsi="Tahoma" w:cs="Tahoma"/>
-                <w:szCs w:val="20"/>
-                <w:lang w:val="pt-BR" w:eastAsia="pt-BR"/>
-              </w:rPr>
-              <w:fldChar w:fldCharType="separate"/>
-            </w:r>
+            <w:bookmarkStart w:id="2" w:name="ReceitaFederal"/>
             <w:r>
               <w:rPr>
                 <w:rFonts w:eastAsia="Aptos"/>
@@ -1317,17 +1276,9 @@
                 <w:szCs w:val="22"/>
                 <w:lang w:val="pt-BR" w:eastAsia="pt-BR"/>
               </w:rPr>
-              <w:t>Ministério Da Fazenda</w:t>
+              <w:t>Receita Federal (Sistema Normas)</w:t>
             </w:r>
             <w:bookmarkEnd w:id="2"/>
-            <w:r>
-              <w:rPr>
-                <w:rFonts w:ascii="Tahoma" w:eastAsia="Aptos" w:hAnsi="Tahoma" w:cs="Tahoma"/>
-                <w:szCs w:val="20"/>
-                <w:lang w:val="pt-BR" w:eastAsia="pt-BR"/>
-              </w:rPr>
-              <w:fldChar w:fldCharType="end"/>
-            </w:r>
           </w:p>
         </w:tc>
       </w:tr>
@@ -1480,7 +1431,6 @@
           </w:p>
         </w:tc>
       </w:tr>
-      <w:bookmarkStart w:id="3" w:name="DiarioOficialUniao"/>
       <w:tr>
         <w:trPr>
           <w:trHeight w:val="425"/>
@@ -1514,37 +1464,7 @@
                 <w:lang w:val="pt-BR" w:eastAsia="pt-BR"/>
               </w:rPr>
             </w:pPr>
-            <w:r>
-              <w:rPr>
-                <w:rFonts w:ascii="Tahoma" w:eastAsia="Aptos" w:hAnsi="Tahoma" w:cs="Tahoma"/>
-                <w:szCs w:val="20"/>
-                <w:lang w:val="pt-BR" w:eastAsia="pt-BR"/>
-              </w:rPr>
-              <w:fldChar w:fldCharType="begin"/>
-            </w:r>
-            <w:r>
-              <w:rPr>
-                <w:rFonts w:ascii="Tahoma" w:eastAsia="Aptos" w:hAnsi="Tahoma" w:cs="Tahoma"/>
-                <w:szCs w:val="20"/>
-                <w:lang w:val="pt-BR" w:eastAsia="pt-BR"/>
-              </w:rPr>
-              <w:instrText>HYPERLINK "" \l "Diariooficial"</w:instrText>
-            </w:r>
-            <w:r>
-              <w:rPr>
-                <w:rFonts w:ascii="Tahoma" w:eastAsia="Aptos" w:hAnsi="Tahoma" w:cs="Tahoma"/>
-                <w:szCs w:val="20"/>
-                <w:lang w:val="pt-BR" w:eastAsia="pt-BR"/>
-              </w:rPr>
-            </w:r>
-            <w:r>
-              <w:rPr>
-                <w:rFonts w:ascii="Tahoma" w:eastAsia="Aptos" w:hAnsi="Tahoma" w:cs="Tahoma"/>
-                <w:szCs w:val="20"/>
-                <w:lang w:val="pt-BR" w:eastAsia="pt-BR"/>
-              </w:rPr>
-              <w:fldChar w:fldCharType="separate"/>
-            </w:r>
+            <w:bookmarkStart w:id="3" w:name="MinisterioFazenda"/>
             <w:r>
               <w:rPr>
                 <w:rFonts w:eastAsia="Aptos"/>
@@ -1555,17 +1475,9 @@
                 <w:szCs w:val="22"/>
                 <w:lang w:val="pt-BR" w:eastAsia="pt-BR"/>
               </w:rPr>
-              <w:t>Diário Oficial Da União</w:t>
+              <w:t>Ministério Da Fazenda</w:t>
             </w:r>
             <w:bookmarkEnd w:id="3"/>
-            <w:r>
-              <w:rPr>
-                <w:rFonts w:ascii="Tahoma" w:eastAsia="Aptos" w:hAnsi="Tahoma" w:cs="Tahoma"/>
-                <w:szCs w:val="20"/>
-                <w:lang w:val="pt-BR" w:eastAsia="pt-BR"/>
-              </w:rPr>
-              <w:fldChar w:fldCharType="end"/>
-            </w:r>
           </w:p>
         </w:tc>
       </w:tr>
@@ -1718,7 +1630,6 @@
           </w:p>
         </w:tc>
       </w:tr>
-      <w:bookmarkStart w:id="4" w:name="DestquesDOU"/>
       <w:tr>
         <w:trPr>
           <w:trHeight w:val="425"/>
@@ -1752,37 +1663,7 @@
                 <w:lang w:val="pt-BR" w:eastAsia="pt-BR"/>
               </w:rPr>
             </w:pPr>
-            <w:r>
-              <w:rPr>
-                <w:rFonts w:ascii="Tahoma" w:eastAsia="Aptos" w:hAnsi="Tahoma" w:cs="Tahoma"/>
-                <w:szCs w:val="20"/>
-                <w:lang w:val="pt-BR" w:eastAsia="pt-BR"/>
-              </w:rPr>
-              <w:fldChar w:fldCharType="begin"/>
-            </w:r>
-            <w:r>
-              <w:rPr>
-                <w:rFonts w:ascii="Tahoma" w:eastAsia="Aptos" w:hAnsi="Tahoma" w:cs="Tahoma"/>
-                <w:szCs w:val="20"/>
-                <w:lang w:val="pt-BR" w:eastAsia="pt-BR"/>
-              </w:rPr>
-              <w:instrText>HYPERLINK "" \l "DOU"</w:instrText>
-            </w:r>
-            <w:r>
-              <w:rPr>
-                <w:rFonts w:ascii="Tahoma" w:eastAsia="Aptos" w:hAnsi="Tahoma" w:cs="Tahoma"/>
-                <w:szCs w:val="20"/>
-                <w:lang w:val="pt-BR" w:eastAsia="pt-BR"/>
-              </w:rPr>
-            </w:r>
-            <w:r>
-              <w:rPr>
-                <w:rFonts w:ascii="Tahoma" w:eastAsia="Aptos" w:hAnsi="Tahoma" w:cs="Tahoma"/>
-                <w:szCs w:val="20"/>
-                <w:lang w:val="pt-BR" w:eastAsia="pt-BR"/>
-              </w:rPr>
-              <w:fldChar w:fldCharType="separate"/>
-            </w:r>
+            <w:bookmarkStart w:id="4" w:name="DiarioOficialUniao"/>
             <w:r>
               <w:rPr>
                 <w:rFonts w:eastAsia="Aptos"/>
@@ -1793,55 +1674,9 @@
                 <w:szCs w:val="22"/>
                 <w:lang w:val="pt-BR" w:eastAsia="pt-BR"/>
               </w:rPr>
-              <w:t>Destaques</w:t>
-            </w:r>
-            <w:r>
-              <w:rPr>
-                <w:rFonts w:eastAsia="Aptos"/>
-                <w:b/>
-                <w:bCs/>
-                <w:color w:val="000000"/>
-                <w:sz w:val="22"/>
-                <w:szCs w:val="22"/>
-                <w:lang w:val="pt-BR" w:eastAsia="pt-BR"/>
-              </w:rPr>
-              <w:t xml:space="preserve"> </w:t>
-            </w:r>
-            <w:r>
-              <w:rPr>
-                <w:rFonts w:eastAsia="Aptos"/>
-                <w:b/>
-                <w:bCs/>
-                <w:color w:val="FFFFFF"/>
-                <w:sz w:val="22"/>
-                <w:szCs w:val="22"/>
-                <w:lang w:val="pt-BR" w:eastAsia="pt-BR"/>
-              </w:rPr>
-              <w:t>do D.</w:t>
-            </w:r>
-            <w:proofErr w:type="gramStart"/>
-            <w:r>
-              <w:rPr>
-                <w:rFonts w:eastAsia="Aptos"/>
-                <w:b/>
-                <w:bCs/>
-                <w:color w:val="FFFFFF"/>
-                <w:sz w:val="22"/>
-                <w:szCs w:val="22"/>
-                <w:lang w:val="pt-BR" w:eastAsia="pt-BR"/>
-              </w:rPr>
-              <w:t>O.U</w:t>
+              <w:t>Diário Oficial Da União</w:t>
             </w:r>
             <w:bookmarkEnd w:id="4"/>
-            <w:proofErr w:type="gramEnd"/>
-            <w:r>
-              <w:rPr>
-                <w:rFonts w:ascii="Tahoma" w:eastAsia="Aptos" w:hAnsi="Tahoma" w:cs="Tahoma"/>
-                <w:szCs w:val="20"/>
-                <w:lang w:val="pt-BR" w:eastAsia="pt-BR"/>
-              </w:rPr>
-              <w:fldChar w:fldCharType="end"/>
-            </w:r>
           </w:p>
         </w:tc>
       </w:tr>
@@ -1994,7 +1829,6 @@
           </w:p>
         </w:tc>
       </w:tr>
-      <w:bookmarkStart w:id="5" w:name="Planalto"/>
       <w:tr>
         <w:trPr>
           <w:trHeight w:val="425"/>
@@ -2028,37 +1862,7 @@
                 <w:lang w:val="pt-BR" w:eastAsia="pt-BR"/>
               </w:rPr>
             </w:pPr>
-            <w:r>
-              <w:rPr>
-                <w:rFonts w:ascii="Tahoma" w:eastAsia="Aptos" w:hAnsi="Tahoma" w:cs="Tahoma"/>
-                <w:szCs w:val="20"/>
-                <w:lang w:val="pt-BR" w:eastAsia="pt-BR"/>
-              </w:rPr>
-              <w:fldChar w:fldCharType="begin"/>
-            </w:r>
-            <w:r>
-              <w:rPr>
-                <w:rFonts w:ascii="Tahoma" w:eastAsia="Aptos" w:hAnsi="Tahoma" w:cs="Tahoma"/>
-                <w:szCs w:val="20"/>
-                <w:lang w:val="pt-BR" w:eastAsia="pt-BR"/>
-              </w:rPr>
-              <w:instrText>HYPERLINK "" \l "PLANALTO"</w:instrText>
-            </w:r>
-            <w:r>
-              <w:rPr>
-                <w:rFonts w:ascii="Tahoma" w:eastAsia="Aptos" w:hAnsi="Tahoma" w:cs="Tahoma"/>
-                <w:szCs w:val="20"/>
-                <w:lang w:val="pt-BR" w:eastAsia="pt-BR"/>
-              </w:rPr>
-            </w:r>
-            <w:r>
-              <w:rPr>
-                <w:rFonts w:ascii="Tahoma" w:eastAsia="Aptos" w:hAnsi="Tahoma" w:cs="Tahoma"/>
-                <w:szCs w:val="20"/>
-                <w:lang w:val="pt-BR" w:eastAsia="pt-BR"/>
-              </w:rPr>
-              <w:fldChar w:fldCharType="separate"/>
-            </w:r>
+            <w:bookmarkStart w:id="5" w:name="DestaquesDOU"/>
             <w:r>
               <w:rPr>
                 <w:rFonts w:eastAsia="Aptos"/>
@@ -2069,17 +1873,23 @@
                 <w:szCs w:val="22"/>
                 <w:lang w:val="pt-BR" w:eastAsia="pt-BR"/>
               </w:rPr>
-              <w:t>Planalto (Resenha Diária)</w:t>
+              <w:t>Destaques do D.</w:t>
+            </w:r>
+            <w:proofErr w:type="gramStart"/>
+            <w:r>
+              <w:rPr>
+                <w:rFonts w:eastAsia="Aptos"/>
+                <w:b/>
+                <w:bCs/>
+                <w:color w:val="FFFFFF"/>
+                <w:sz w:val="22"/>
+                <w:szCs w:val="22"/>
+                <w:lang w:val="pt-BR" w:eastAsia="pt-BR"/>
+              </w:rPr>
+              <w:t>O.U</w:t>
             </w:r>
             <w:bookmarkEnd w:id="5"/>
-            <w:r>
-              <w:rPr>
-                <w:rFonts w:ascii="Tahoma" w:eastAsia="Aptos" w:hAnsi="Tahoma" w:cs="Tahoma"/>
-                <w:szCs w:val="20"/>
-                <w:lang w:val="pt-BR" w:eastAsia="pt-BR"/>
-              </w:rPr>
-              <w:fldChar w:fldCharType="end"/>
-            </w:r>
+            <w:proofErr w:type="gramEnd"/>
           </w:p>
         </w:tc>
       </w:tr>
@@ -2233,7 +2043,6 @@
           </w:p>
         </w:tc>
       </w:tr>
-      <w:bookmarkStart w:id="6" w:name="BancoCentral"/>
       <w:tr>
         <w:trPr>
           <w:trHeight w:val="425"/>
@@ -2267,37 +2076,7 @@
                 <w:lang w:val="pt-BR" w:eastAsia="pt-BR"/>
               </w:rPr>
             </w:pPr>
-            <w:r>
-              <w:rPr>
-                <w:rFonts w:ascii="Tahoma" w:eastAsia="Aptos" w:hAnsi="Tahoma" w:cs="Tahoma"/>
-                <w:szCs w:val="20"/>
-                <w:lang w:val="pt-BR" w:eastAsia="pt-BR"/>
-              </w:rPr>
-              <w:fldChar w:fldCharType="begin"/>
-            </w:r>
-            <w:r>
-              <w:rPr>
-                <w:rFonts w:ascii="Tahoma" w:eastAsia="Aptos" w:hAnsi="Tahoma" w:cs="Tahoma"/>
-                <w:szCs w:val="20"/>
-                <w:lang w:val="pt-BR" w:eastAsia="pt-BR"/>
-              </w:rPr>
-              <w:instrText>HYPERLINK "" \l "BANCOCENTRAL"</w:instrText>
-            </w:r>
-            <w:r>
-              <w:rPr>
-                <w:rFonts w:ascii="Tahoma" w:eastAsia="Aptos" w:hAnsi="Tahoma" w:cs="Tahoma"/>
-                <w:szCs w:val="20"/>
-                <w:lang w:val="pt-BR" w:eastAsia="pt-BR"/>
-              </w:rPr>
-            </w:r>
-            <w:r>
-              <w:rPr>
-                <w:rFonts w:ascii="Tahoma" w:eastAsia="Aptos" w:hAnsi="Tahoma" w:cs="Tahoma"/>
-                <w:szCs w:val="20"/>
-                <w:lang w:val="pt-BR" w:eastAsia="pt-BR"/>
-              </w:rPr>
-              <w:fldChar w:fldCharType="separate"/>
-            </w:r>
+            <w:bookmarkStart w:id="6" w:name="Planalto"/>
             <w:r>
               <w:rPr>
                 <w:rFonts w:eastAsia="Aptos"/>
@@ -2308,17 +2087,9 @@
                 <w:szCs w:val="22"/>
                 <w:lang w:val="pt-BR" w:eastAsia="pt-BR"/>
               </w:rPr>
-              <w:t>Banco Central (Normas)</w:t>
+              <w:t>Planalto (Resenha Diária)</w:t>
             </w:r>
             <w:bookmarkEnd w:id="6"/>
-            <w:r>
-              <w:rPr>
-                <w:rFonts w:ascii="Tahoma" w:eastAsia="Aptos" w:hAnsi="Tahoma" w:cs="Tahoma"/>
-                <w:szCs w:val="20"/>
-                <w:lang w:val="pt-BR" w:eastAsia="pt-BR"/>
-              </w:rPr>
-              <w:fldChar w:fldCharType="end"/>
-            </w:r>
           </w:p>
         </w:tc>
       </w:tr>
@@ -2504,7 +2275,7 @@
                 <w:lang w:val="pt-BR" w:eastAsia="pt-BR"/>
               </w:rPr>
             </w:pPr>
-            <w:bookmarkStart w:id="7" w:name="COAF"/>
+            <w:bookmarkStart w:id="7" w:name="BancoCentral"/>
             <w:r>
               <w:rPr>
                 <w:rFonts w:eastAsia="Aptos"/>
@@ -2515,7 +2286,7 @@
                 <w:szCs w:val="22"/>
                 <w:lang w:val="pt-BR" w:eastAsia="pt-BR"/>
               </w:rPr>
-              <w:t>COAF</w:t>
+              <w:t>Banco Central (Normas)</w:t>
             </w:r>
             <w:bookmarkEnd w:id="7"/>
           </w:p>
@@ -2670,7 +2441,6 @@
           </w:p>
         </w:tc>
       </w:tr>
-      <w:bookmarkStart w:id="8" w:name="PortalReformaTributaria"/>
       <w:tr>
         <w:trPr>
           <w:trHeight w:val="425"/>
@@ -2704,37 +2474,7 @@
                 <w:lang w:val="pt-BR" w:eastAsia="pt-BR"/>
               </w:rPr>
             </w:pPr>
-            <w:r>
-              <w:rPr>
-                <w:rFonts w:ascii="Tahoma" w:eastAsia="Aptos" w:hAnsi="Tahoma" w:cs="Tahoma"/>
-                <w:szCs w:val="20"/>
-                <w:lang w:val="pt-BR" w:eastAsia="pt-BR"/>
-              </w:rPr>
-              <w:fldChar w:fldCharType="begin"/>
-            </w:r>
-            <w:r>
-              <w:rPr>
-                <w:rFonts w:ascii="Tahoma" w:eastAsia="Aptos" w:hAnsi="Tahoma" w:cs="Tahoma"/>
-                <w:szCs w:val="20"/>
-                <w:lang w:val="pt-BR" w:eastAsia="pt-BR"/>
-              </w:rPr>
-              <w:instrText>HYPERLINK "" \l "PortalReformaTributaria"</w:instrText>
-            </w:r>
-            <w:r>
-              <w:rPr>
-                <w:rFonts w:ascii="Tahoma" w:eastAsia="Aptos" w:hAnsi="Tahoma" w:cs="Tahoma"/>
-                <w:szCs w:val="20"/>
-                <w:lang w:val="pt-BR" w:eastAsia="pt-BR"/>
-              </w:rPr>
-            </w:r>
-            <w:r>
-              <w:rPr>
-                <w:rFonts w:ascii="Tahoma" w:eastAsia="Aptos" w:hAnsi="Tahoma" w:cs="Tahoma"/>
-                <w:szCs w:val="20"/>
-                <w:lang w:val="pt-BR" w:eastAsia="pt-BR"/>
-              </w:rPr>
-              <w:fldChar w:fldCharType="separate"/>
-            </w:r>
+            <w:bookmarkStart w:id="8" w:name="COAF"/>
             <w:r>
               <w:rPr>
                 <w:rFonts w:eastAsia="Aptos"/>
@@ -2745,19 +2485,11 @@
                 <w:szCs w:val="22"/>
                 <w:lang w:val="pt-BR" w:eastAsia="pt-BR"/>
               </w:rPr>
-              <w:t>Portal Reforma Tributária</w:t>
+              <w:t>COAF</w:t>
             </w:r>
-            <w:r>
-              <w:rPr>
-                <w:rFonts w:ascii="Tahoma" w:eastAsia="Aptos" w:hAnsi="Tahoma" w:cs="Tahoma"/>
-                <w:szCs w:val="20"/>
-                <w:lang w:val="pt-BR" w:eastAsia="pt-BR"/>
-              </w:rPr>
-              <w:fldChar w:fldCharType="end"/>
-            </w:r>
+            <w:bookmarkEnd w:id="8"/>
           </w:p>
         </w:tc>
-        <w:bookmarkEnd w:id="8"/>
       </w:tr>
       <w:tr>
         <w:trPr>
@@ -3021,7 +2753,7 @@
               </w:rPr>
               <w:lastRenderedPageBreak/>
               <w:drawing>
-                <wp:anchor distT="0" distB="0" distL="114300" distR="114300" simplePos="0" relativeHeight="251660288" behindDoc="0" locked="0" layoutInCell="1" allowOverlap="1" wp14:anchorId="7E3676A9" wp14:editId="0A732A08">
+                <wp:anchor distT="0" distB="0" distL="114300" distR="114300" simplePos="0" relativeHeight="251660288" behindDoc="0" locked="0" layoutInCell="1" allowOverlap="1" wp14:anchorId="77A2DC15" wp14:editId="3DE202FF">
                   <wp:simplePos x="0" y="0"/>
                   <wp:positionH relativeFrom="column">
                     <wp:posOffset>1391285</wp:posOffset>
@@ -3032,7 +2764,7 @@
                   <wp:extent cx="1314450" cy="361950"/>
                   <wp:effectExtent l="0" t="0" r="0" b="0"/>
                   <wp:wrapNone/>
-                  <wp:docPr id="898487574" name="Imagem 3" descr="NEUTRA">
+                  <wp:docPr id="489570266" name="Imagem 3" descr="NEUTRA">
                     <a:hlinkClick xmlns:a="http://schemas.openxmlformats.org/drawingml/2006/main" r:id="rId12"/>
                   </wp:docPr>
                   <wp:cNvGraphicFramePr>
@@ -3092,7 +2824,7 @@
                 <w:lang w:val="pt-BR" w:eastAsia="pt-BR"/>
               </w:rPr>
               <w:drawing>
-                <wp:anchor distT="0" distB="0" distL="114300" distR="114300" simplePos="0" relativeHeight="251659264" behindDoc="0" locked="0" layoutInCell="1" allowOverlap="1" wp14:anchorId="7F203976" wp14:editId="12496BCA">
+                <wp:anchor distT="0" distB="0" distL="114300" distR="114300" simplePos="0" relativeHeight="251659264" behindDoc="0" locked="0" layoutInCell="1" allowOverlap="1" wp14:anchorId="2299C3BC" wp14:editId="7FF6C7A1">
                   <wp:simplePos x="0" y="0"/>
                   <wp:positionH relativeFrom="column">
                     <wp:posOffset>-19050</wp:posOffset>
@@ -3103,7 +2835,7 @@
                   <wp:extent cx="1314450" cy="361950"/>
                   <wp:effectExtent l="0" t="0" r="0" b="0"/>
                   <wp:wrapNone/>
-                  <wp:docPr id="322574164" name="Imagem 2" descr="EXCELENTE">
+                  <wp:docPr id="505215377" name="Imagem 2" descr="EXCELENTE">
                     <a:hlinkClick xmlns:a="http://schemas.openxmlformats.org/drawingml/2006/main" r:id="rId14"/>
                   </wp:docPr>
                   <wp:cNvGraphicFramePr>
@@ -3163,7 +2895,7 @@
                 <w:lang w:val="pt-BR" w:eastAsia="pt-BR"/>
               </w:rPr>
               <w:drawing>
-                <wp:anchor distT="0" distB="0" distL="114300" distR="114300" simplePos="0" relativeHeight="251661312" behindDoc="0" locked="0" layoutInCell="1" allowOverlap="1" wp14:anchorId="25B8EB0B" wp14:editId="421DC37D">
+                <wp:anchor distT="0" distB="0" distL="114300" distR="114300" simplePos="0" relativeHeight="251661312" behindDoc="0" locked="0" layoutInCell="1" allowOverlap="1" wp14:anchorId="39555E81" wp14:editId="1B174DD0">
                   <wp:simplePos x="0" y="0"/>
                   <wp:positionH relativeFrom="column">
                     <wp:posOffset>2805430</wp:posOffset>
@@ -3174,7 +2906,7 @@
                   <wp:extent cx="1314450" cy="361950"/>
                   <wp:effectExtent l="0" t="0" r="0" b="0"/>
                   <wp:wrapNone/>
-                  <wp:docPr id="689854210" name="Imagem 4" descr="RUIM">
+                  <wp:docPr id="194408674" name="Imagem 4" descr="RUIM">
                     <a:hlinkClick xmlns:a="http://schemas.openxmlformats.org/drawingml/2006/main" r:id="rId16"/>
                   </wp:docPr>
                   <wp:cNvGraphicFramePr>
@@ -3315,10 +3047,10 @@
                 <w:lang w:val="pt-BR"/>
               </w:rPr>
               <w:drawing>
-                <wp:inline distT="0" distB="0" distL="0" distR="0" wp14:anchorId="0AE1589F" wp14:editId="28BC8785">
+                <wp:inline distT="0" distB="0" distL="0" distR="0" wp14:anchorId="6810DAF5" wp14:editId="5C9F6C5A">
                   <wp:extent cx="1794510" cy="336550"/>
                   <wp:effectExtent l="0" t="0" r="15240" b="6350"/>
-                  <wp:docPr id="74" name="Imagem 5"/>
+                  <wp:docPr id="14" name="Imagem 5"/>
                   <wp:cNvGraphicFramePr>
                     <a:graphicFrameLocks xmlns:a="http://schemas.openxmlformats.org/drawingml/2006/main" noChangeAspect="1"/>
                   </wp:cNvGraphicFramePr>
@@ -3404,10 +3136,10 @@
                 <w:lang w:val="pt-BR"/>
               </w:rPr>
               <w:drawing>
-                <wp:inline distT="0" distB="0" distL="0" distR="0" wp14:anchorId="756D6BC4" wp14:editId="3FEAAB5B">
+                <wp:inline distT="0" distB="0" distL="0" distR="0" wp14:anchorId="28BDB077" wp14:editId="6CDC5B17">
                   <wp:extent cx="267335" cy="267335"/>
                   <wp:effectExtent l="0" t="0" r="18415" b="18415"/>
-                  <wp:docPr id="75" name="Imagem 1">
+                  <wp:docPr id="15" name="Imagem 1">
                     <a:hlinkClick xmlns:a="http://schemas.openxmlformats.org/drawingml/2006/main" r:id="rId20"/>
                   </wp:docPr>
                   <wp:cNvGraphicFramePr>
@@ -3495,10 +3227,10 @@
                 <w:lang w:val="pt-BR"/>
               </w:rPr>
               <w:drawing>
-                <wp:inline distT="0" distB="0" distL="0" distR="0" wp14:anchorId="144F1B5A" wp14:editId="53780F2A">
+                <wp:inline distT="0" distB="0" distL="0" distR="0" wp14:anchorId="55C18440" wp14:editId="34CB0DC7">
                   <wp:extent cx="267335" cy="267335"/>
                   <wp:effectExtent l="0" t="0" r="18415" b="18415"/>
-                  <wp:docPr id="76" name="Imagem 2">
+                  <wp:docPr id="16" name="Imagem 2">
                     <a:hlinkClick xmlns:a="http://schemas.openxmlformats.org/drawingml/2006/main" r:id="rId23"/>
                   </wp:docPr>
                   <wp:cNvGraphicFramePr>
@@ -3586,10 +3318,10 @@
                 <w:lang w:val="pt-BR"/>
               </w:rPr>
               <w:drawing>
-                <wp:inline distT="0" distB="0" distL="0" distR="0" wp14:anchorId="56856F5B" wp14:editId="188C251A">
+                <wp:inline distT="0" distB="0" distL="0" distR="0" wp14:anchorId="7A5B873E" wp14:editId="5CB55D59">
                   <wp:extent cx="267335" cy="267335"/>
                   <wp:effectExtent l="0" t="0" r="18415" b="18415"/>
-                  <wp:docPr id="77" name="Imagem 3">
+                  <wp:docPr id="17" name="Imagem 3">
                     <a:hlinkClick xmlns:a="http://schemas.openxmlformats.org/drawingml/2006/main" r:id="rId26"/>
                   </wp:docPr>
                   <wp:cNvGraphicFramePr>
@@ -3677,10 +3409,10 @@
                 <w:lang w:val="pt-BR"/>
               </w:rPr>
               <w:drawing>
-                <wp:inline distT="0" distB="0" distL="0" distR="0" wp14:anchorId="2446C3BB" wp14:editId="7CF68653">
+                <wp:inline distT="0" distB="0" distL="0" distR="0" wp14:anchorId="1E8C14E8" wp14:editId="49F87BE2">
                   <wp:extent cx="267335" cy="267335"/>
                   <wp:effectExtent l="0" t="0" r="18415" b="18415"/>
-                  <wp:docPr id="78" name="Imagem 4">
+                  <wp:docPr id="18" name="Imagem 4">
                     <a:hlinkClick xmlns:a="http://schemas.openxmlformats.org/drawingml/2006/main" r:id="rId29"/>
                   </wp:docPr>
                   <wp:cNvGraphicFramePr>
@@ -9709,7 +9441,7 @@
   <w:num w:numId="56" w16cid:durableId="984624683">
     <w:abstractNumId w:val="1"/>
   </w:num>
-  <w:num w:numId="57" w16cid:durableId="1793863598">
+  <w:num w:numId="57" w16cid:durableId="986013049">
     <w:abstractNumId w:val="22"/>
     <w:lvlOverride w:ilvl="0"/>
     <w:lvlOverride w:ilvl="1"/>
@@ -14079,13 +13811,13 @@
 </file>
 
 <file path=customXml/itemProps4.xml><?xml version="1.0" encoding="utf-8"?>
-<ds:datastoreItem xmlns:ds="http://schemas.openxmlformats.org/officeDocument/2006/customXml" ds:itemID="{81AAEFCC-5696-42AA-AB19-39E765B6F9F8}"/>
+<ds:datastoreItem xmlns:ds="http://schemas.openxmlformats.org/officeDocument/2006/customXml" ds:itemID="{C03D5A21-5597-4A67-BB85-D97BBEC9F894}"/>
 </file>
 
 <file path=customXml/itemProps5.xml><?xml version="1.0" encoding="utf-8"?>
-<ds:datastoreItem xmlns:ds="http://schemas.openxmlformats.org/officeDocument/2006/customXml" ds:itemID="{9FC40E58-D3AB-4060-AF1B-EADB62C8668B}"/>
+<ds:datastoreItem xmlns:ds="http://schemas.openxmlformats.org/officeDocument/2006/customXml" ds:itemID="{769ACCBC-394F-4701-B952-89150A91FF9E}"/>
 </file>
 
 <file path=customXml/itemProps6.xml><?xml version="1.0" encoding="utf-8"?>
-<ds:datastoreItem xmlns:ds="http://schemas.openxmlformats.org/officeDocument/2006/customXml" ds:itemID="{84E0EFF5-3F5A-4A8C-B0C7-A77664C4EF0F}"/>
+<ds:datastoreItem xmlns:ds="http://schemas.openxmlformats.org/officeDocument/2006/customXml" ds:itemID="{BBC4FCE8-DDC5-4760-A450-200C3698D2E5}"/>
 </file>